--- a/docs/docx/module/AOU_ethics.docx
+++ b/docs/docx/module/AOU_ethics.docx
@@ -12,6 +12,14 @@
           <w:bCs/>
         </w:rPr>
         <w:t xml:space="preserve">All of Us: Understanding Ethics</w:t>
+      </w:r>
+    </w:p>
+    <w:p>
+      <w:pPr>
+        <w:pStyle w:val="Date"/>
+      </w:pPr>
+      <w:r>
+        <w:t xml:space="preserve">Invalid Date</w:t>
       </w:r>
     </w:p>
     <w:bookmarkStart w:id="21" w:name="overview"/>

--- a/docs/docx/module/AOU_ethics.docx
+++ b/docs/docx/module/AOU_ethics.docx
@@ -7,10 +7,6 @@
         <w:pStyle w:val="Title"/>
       </w:pPr>
       <w:r>
-        <w:rPr>
-          <w:b/>
-          <w:bCs/>
-        </w:rPr>
         <w:t xml:space="preserve">All of Us: Understanding Ethics</w:t>
       </w:r>
     </w:p>
@@ -19,7 +15,7 @@
         <w:pStyle w:val="Date"/>
       </w:pPr>
       <w:r>
-        <w:t xml:space="preserve">Invalid Date</w:t>
+        <w:t xml:space="preserve">2026-06-02</w:t>
       </w:r>
     </w:p>
     <w:bookmarkStart w:id="21" w:name="overview"/>

--- a/docs/docx/module/AOU_ethics.docx
+++ b/docs/docx/module/AOU_ethics.docx
@@ -15,7 +15,7 @@
         <w:pStyle w:val="Date"/>
       </w:pPr>
       <w:r>
-        <w:t xml:space="preserve">2026-06-02</w:t>
+        <w:t xml:space="preserve">2026-06-03</w:t>
       </w:r>
     </w:p>
     <w:bookmarkStart w:id="21" w:name="overview"/>

--- a/docs/docx/module/AOU_ethics.docx
+++ b/docs/docx/module/AOU_ethics.docx
@@ -15,7 +15,7 @@
         <w:pStyle w:val="Date"/>
       </w:pPr>
       <w:r>
-        <w:t xml:space="preserve">2026-06-03</w:t>
+        <w:t xml:space="preserve">2026-07-22</w:t>
       </w:r>
     </w:p>
     <w:bookmarkStart w:id="21" w:name="overview"/>

--- a/docs/docx/module/AOU_ethics.docx
+++ b/docs/docx/module/AOU_ethics.docx
@@ -15,7 +15,7 @@
         <w:pStyle w:val="Date"/>
       </w:pPr>
       <w:r>
-        <w:t xml:space="preserve">2026-07-22</w:t>
+        <w:t xml:space="preserve">2026-08-26</w:t>
       </w:r>
     </w:p>
     <w:bookmarkStart w:id="21" w:name="overview"/>
